--- a/eval/corpora/uv-docs-ingested/sources/guides/tools.docx
+++ b/eval/corpora/uv-docs-ingested/sources/guides/tools.docx
@@ -1052,7 +1052,7 @@
         <w:t xml:space="preserve"> </w:t>
       </w:r>
       <w:r>
-        <w:t xml:space="preserve">the tool to be run without uv. If it’s not on the</w:t>
+        <w:t xml:space="preserve">the tool to be run without uv. If it's not on the</w:t>
       </w:r>
       <w:r>
         <w:t xml:space="preserve"> </w:t>
@@ -1870,7 +1870,7 @@
         <w:pStyle w:val="FirstParagraph"/>
       </w:pPr>
       <w:r>
-        <w:t xml:space="preserve">In addition, you don’t need to specify the extension.</w:t>
+        <w:t xml:space="preserve">In addition, you don't need to specify the extension.</w:t>
       </w:r>
       <w:r>
         <w:t xml:space="preserve"> </w:t>
